--- a/02_TERMO_DE_REFERENCIA_UHMR_COMPLETO.docx
+++ b/02_TERMO_DE_REFERENCIA_UHMR_COMPLETO.docx
@@ -71,7 +71,7 @@
         </w:rPr>
         <w:t>Cuiabá MT</w:t>
         <w:br/>
-        <w:t>17 de setembro de 2026</w:t>
+        <w:t>28 de setembro de 2026</w:t>
       </w:r>
     </w:p>
     <w:p>
@@ -164,6 +164,7 @@
         </w:tc>
       </w:tr>
       <w:tr>
+        <w:trPr/>
         <w:tc>
           <w:tcPr>
             <w:tcW w:type="dxa" w:w="2381"/>
@@ -230,6 +231,7 @@
         </w:tc>
       </w:tr>
       <w:tr>
+        <w:trPr/>
         <w:tc>
           <w:tcPr>
             <w:tcW w:type="dxa" w:w="2381"/>
@@ -298,6 +300,7 @@
         </w:tc>
       </w:tr>
       <w:tr>
+        <w:trPr/>
         <w:tc>
           <w:tcPr>
             <w:tcW w:type="dxa" w:w="2381"/>
@@ -364,6 +367,7 @@
         </w:tc>
       </w:tr>
       <w:tr>
+        <w:trPr/>
         <w:tc>
           <w:tcPr>
             <w:tcW w:type="dxa" w:w="2381"/>
@@ -432,6 +436,7 @@
         </w:tc>
       </w:tr>
       <w:tr>
+        <w:trPr/>
         <w:tc>
           <w:tcPr>
             <w:tcW w:type="dxa" w:w="2381"/>
@@ -502,6 +507,105 @@
       <w:pPr>
         <w:spacing w:after="0"/>
       </w:pPr>
+    </w:p>
+    <w:p>
+      <w:pPr>
+        <w:pStyle w:val="Heading1"/>
+      </w:pPr>
+      <w:commentRangeStart w:id="0"/>
+      <w:r>
+        <w:t>Diretrizes de prontidão e acionamento</w:t>
+      </w:r>
+      <w:commentRangeEnd w:id="0"/>
+      <w:r>
+        <w:rPr>
+          <w:rStyle w:val="CommentReference"/>
+        </w:rPr>
+        <w:commentReference w:id="0"/>
+      </w:r>
+    </w:p>
+    <w:p>
+      <w:r>
+        <w:t>Revisão 2.1 de 28/09/2026. Minuta para validação institucional. As diretrizes abaixo integram o planejamento e devem orientar os requisitos e formulários desta peça.</w:t>
+      </w:r>
+    </w:p>
+    <w:p>
+      <w:pPr>
+        <w:pStyle w:val="Heading2"/>
+      </w:pPr>
+      <w:r>
+        <w:t>N0 e remuneração da prontidão</w:t>
+      </w:r>
+    </w:p>
+    <w:p>
+      <w:r>
+        <w:t>N0 permanece como prontidão, sem assistência ativa. A mensalidade remunera a capacidade contratada mantida disponível mesmo sem utilização, mediante aceite inicial e comprovação mensal de inventário, conservação, testes, manutenção, equipe técnica e meios de mobilização. A indisponibilidade será registrada e terá tratamento de medição conforme critérios contratuais. A permanência da mensalidade durante missões exige demonstração das obrigações efetivamente mantidas e exclusão de custos duplicados nas parcelas variáveis.</w:t>
+      </w:r>
+    </w:p>
+    <w:p>
+      <w:pPr>
+        <w:pStyle w:val="Heading2"/>
+      </w:pPr>
+      <w:r>
+        <w:t>Configuração personalizada da missão</w:t>
+      </w:r>
+    </w:p>
+    <w:p>
+      <w:r>
+        <w:t>N1 a N4 são referências de planejamento, sem obrigação de ativação cumulativa. Cada missão poderá selecionar módulos isolados, combinar módulos ou adotar quantitativos diferentes das faixas referenciais, dentro do objeto, dos quantitativos contratados e dos requisitos de segurança. São exemplos: dez leitos com suportes dimensionados; somente laboratório; somente medicamentos e insumos. A configuração efetiva e o nível de referência serão registrados separadamente. Não se presumem cirurgia, internação, equipes ou infraestrutura não solicitadas. As dependências técnicas indispensáveis serão justificadas e dimensionadas, inclusive quando fornecidas pela rede local.</w:t>
+      </w:r>
+    </w:p>
+    <w:p>
+      <w:pPr>
+        <w:pStyle w:val="Heading2"/>
+      </w:pPr>
+      <w:r>
+        <w:t>Responsabilidade pela manutenção</w:t>
+      </w:r>
+    </w:p>
+    <w:p>
+      <w:r>
+        <w:t>A contratada executará e custeará manutenção preventiva e corretiva ordinária, calibrações aplicáveis, testes, peças, mão de obra e substituição dos equipamentos necessários à disponibilidade. Esses encargos integram os preços contratados, inclusive durante períodos sem uso, sem cobrança adicional à SES-MT por manutenção ordinária. O plano de manutenção seguirá fabricante, risco e requisitos técnicos, com registros por equipamento, datas, responsável e evidências. A manutenção programada não poderá reduzir a capacidade garantida sem cobertura equivalente e comunicação à fiscalização.</w:t>
+      </w:r>
+    </w:p>
+    <w:p>
+      <w:pPr>
+        <w:pStyle w:val="Heading2"/>
+      </w:pPr>
+      <w:r>
+        <w:t>Fornecimento exclusivo de medicamentos</w:t>
+      </w:r>
+    </w:p>
+    <w:p>
+      <w:r>
+        <w:t>Poderá ser acionado somente o fornecimento de medicamentos ou insumos previamente especificados e precificados, sem montagem hospitalar. A solicitação discriminará item, apresentação, concentração quando pertinente, unidade, quantidade, destino, prazo, lote e validade no recebimento, condições de conservação e responsável pelo aceite. Armazenagem, transporte, cadeia de frio quando aplicável, rastreabilidade, regularidade sanitária e responsabilidade farmacêutica deverão ser assegurados. Estoque reservado, mercadoria fornecida e reposição serão distinguidos na medição. Perdas por vencimento ou conservação imputáveis à contratada não serão repassadas à SES-MT. A relação de itens e o parcelamento ainda dependem de planejamento e validação formal.</w:t>
+      </w:r>
+    </w:p>
+    <w:p>
+      <w:pPr>
+        <w:pStyle w:val="Heading2"/>
+      </w:pPr>
+      <w:r>
+        <w:t>Competência e fundamentação do acionamento</w:t>
+      </w:r>
+    </w:p>
+    <w:p>
+      <w:r>
+        <w:t>Compete ao Secretário de Estado de Saúde autorizar o acionamento e a configuração da missão, mediante Ordem de Acionamento fundamentada em documentação técnica, análise de risco e avaliação de cenários. A instrução conterá identificação do evento, demanda estimada, capacidade residual da rede, alternativas, justificativa, módulos ou itens, quantidades, dependências, local, prazo, duração, estimativa de custo e disponibilidade contratual e orçamentária. As áreas técnicas, inclusive CIEVS/COES quando envolvidos, subsidiam a decisão. A fiscalização acompanha a execução e não substitui a autorização do Secretário. Ampliação, redução e encerramento serão formalizados com justificativa técnica e decisão do Secretário, preservada a interrupção imediata de atividade insegura pela fiscalização.</w:t>
+      </w:r>
+    </w:p>
+    <w:p>
+      <w:pPr>
+        <w:pStyle w:val="Heading2"/>
+      </w:pPr>
+      <w:r>
+        <w:t>Medição por configuração e aceite</w:t>
+      </w:r>
+    </w:p>
+    <w:p>
+      <w:r>
+        <w:t>A medição separará mensalidade N0, serviços efetivamente acionados e aceitos e medicamentos/insumos fornecidos. Cada item terá unidade, quantidade, preço, período, origem e evidência. Suportes compartilhados serão contabilizados uma única vez. Manutenção ordinária, perdas imputáveis à contratada e itens já pagos não gerarão nova cobrança. Para fornecimento exclusivo, não incidem montagem, diária hospitalar ou desmobilização física inexistentes. O aceite será de recebimento dos produtos. Para laboratório isolado ou assistência, aplicam-se comissionamento e liberação compatíveis com a atividade. Preços, glosas e SLAs permanecem sujeitos a pesquisa de mercado e validação antes do edital.</w:t>
+      </w:r>
     </w:p>
     <w:p>
       <w:pPr>
@@ -825,6 +929,7 @@
         </w:tc>
       </w:tr>
       <w:tr>
+        <w:trPr/>
         <w:tc>
           <w:tcPr>
             <w:tcW w:type="dxa" w:w="680"/>
@@ -987,6 +1092,7 @@
         </w:tc>
       </w:tr>
       <w:tr>
+        <w:trPr/>
         <w:tc>
           <w:tcPr>
             <w:tcW w:type="dxa" w:w="680"/>
@@ -1154,6 +1260,7 @@
         </w:tc>
       </w:tr>
       <w:tr>
+        <w:trPr/>
         <w:tc>
           <w:tcPr>
             <w:tcW w:type="dxa" w:w="680"/>
@@ -1278,7 +1385,7 @@
               <w:rPr>
                 <w:sz w:val="15"/>
               </w:rPr>
-              <w:t>N1, internação, laboratório, imagem básica e isolamento acionável</w:t>
+              <w:t>Módulos selecionáveis: internação, laboratório, imagem básica e isolamento</w:t>
             </w:r>
           </w:p>
         </w:tc>
@@ -1316,6 +1423,7 @@
         </w:tc>
       </w:tr>
       <w:tr>
+        <w:trPr/>
         <w:tc>
           <w:tcPr>
             <w:tcW w:type="dxa" w:w="680"/>
@@ -1483,6 +1591,7 @@
         </w:tc>
       </w:tr>
       <w:tr>
+        <w:trPr/>
         <w:tc>
           <w:tcPr>
             <w:tcW w:type="dxa" w:w="680"/>
@@ -1607,7 +1716,7 @@
               <w:rPr>
                 <w:sz w:val="15"/>
               </w:rPr>
-              <w:t>N3, expansão de leitos, segunda sala, cuidados intensivos e especialidades</w:t>
+              <w:t>Módulos selecionáveis: leitos, cirurgia, cuidados intensivos e especialidades</w:t>
             </w:r>
           </w:p>
         </w:tc>
@@ -1664,7 +1773,7 @@
         <w:ind w:left="340" w:hanging="142"/>
       </w:pPr>
       <w:r>
-        <w:t>os níveis são acumulativos e configuráveis;</w:t>
+        <w:t>os níveis são referenciais e permitem configurações independentes, sem ativação cumulativa obrigatória;</w:t>
       </w:r>
     </w:p>
     <w:p>
@@ -1805,6 +1914,7 @@
         </w:tc>
       </w:tr>
       <w:tr>
+        <w:trPr/>
         <w:tc>
           <w:tcPr>
             <w:tcW w:type="dxa" w:w="4929"/>
@@ -1871,6 +1981,7 @@
         </w:tc>
       </w:tr>
       <w:tr>
+        <w:trPr/>
         <w:tc>
           <w:tcPr>
             <w:tcW w:type="dxa" w:w="4929"/>
@@ -1939,6 +2050,7 @@
         </w:tc>
       </w:tr>
       <w:tr>
+        <w:trPr/>
         <w:tc>
           <w:tcPr>
             <w:tcW w:type="dxa" w:w="4929"/>
@@ -2005,6 +2117,7 @@
         </w:tc>
       </w:tr>
       <w:tr>
+        <w:trPr/>
         <w:tc>
           <w:tcPr>
             <w:tcW w:type="dxa" w:w="4929"/>
@@ -2073,6 +2186,7 @@
         </w:tc>
       </w:tr>
       <w:tr>
+        <w:trPr/>
         <w:tc>
           <w:tcPr>
             <w:tcW w:type="dxa" w:w="4929"/>
@@ -2139,6 +2253,7 @@
         </w:tc>
       </w:tr>
       <w:tr>
+        <w:trPr/>
         <w:tc>
           <w:tcPr>
             <w:tcW w:type="dxa" w:w="4929"/>
@@ -2388,7 +2503,7 @@
                 <w:color w:val="FFFFFF"/>
                 <w:sz w:val="16"/>
               </w:rPr>
-              <w:t>Nível mínimo</w:t>
+              <w:t>Nível de referência</w:t>
             </w:r>
           </w:p>
         </w:tc>
@@ -2428,6 +2543,7 @@
         </w:tc>
       </w:tr>
       <w:tr>
+        <w:trPr/>
         <w:tc>
           <w:tcPr>
             <w:tcW w:type="dxa" w:w="3286"/>
@@ -2526,6 +2642,7 @@
         </w:tc>
       </w:tr>
       <w:tr>
+        <w:trPr/>
         <w:tc>
           <w:tcPr>
             <w:tcW w:type="dxa" w:w="3286"/>
@@ -2627,6 +2744,7 @@
         </w:tc>
       </w:tr>
       <w:tr>
+        <w:trPr/>
         <w:tc>
           <w:tcPr>
             <w:tcW w:type="dxa" w:w="3286"/>
@@ -2725,6 +2843,7 @@
         </w:tc>
       </w:tr>
       <w:tr>
+        <w:trPr/>
         <w:tc>
           <w:tcPr>
             <w:tcW w:type="dxa" w:w="3286"/>
@@ -2826,6 +2945,7 @@
         </w:tc>
       </w:tr>
       <w:tr>
+        <w:trPr/>
         <w:tc>
           <w:tcPr>
             <w:tcW w:type="dxa" w:w="3286"/>
@@ -2924,6 +3044,7 @@
         </w:tc>
       </w:tr>
       <w:tr>
+        <w:trPr/>
         <w:tc>
           <w:tcPr>
             <w:tcW w:type="dxa" w:w="3286"/>
@@ -3025,6 +3146,7 @@
         </w:tc>
       </w:tr>
       <w:tr>
+        <w:trPr/>
         <w:tc>
           <w:tcPr>
             <w:tcW w:type="dxa" w:w="3286"/>
@@ -3123,6 +3245,7 @@
         </w:tc>
       </w:tr>
       <w:tr>
+        <w:trPr/>
         <w:tc>
           <w:tcPr>
             <w:tcW w:type="dxa" w:w="3286"/>
@@ -3224,6 +3347,7 @@
         </w:tc>
       </w:tr>
       <w:tr>
+        <w:trPr/>
         <w:tc>
           <w:tcPr>
             <w:tcW w:type="dxa" w:w="3286"/>
@@ -3322,6 +3446,7 @@
         </w:tc>
       </w:tr>
       <w:tr>
+        <w:trPr/>
         <w:tc>
           <w:tcPr>
             <w:tcW w:type="dxa" w:w="3286"/>
@@ -3423,6 +3548,7 @@
         </w:tc>
       </w:tr>
       <w:tr>
+        <w:trPr/>
         <w:tc>
           <w:tcPr>
             <w:tcW w:type="dxa" w:w="3286"/>
@@ -3521,6 +3647,7 @@
         </w:tc>
       </w:tr>
       <w:tr>
+        <w:trPr/>
         <w:tc>
           <w:tcPr>
             <w:tcW w:type="dxa" w:w="3286"/>
@@ -3768,6 +3895,7 @@
         </w:tc>
       </w:tr>
       <w:tr>
+        <w:trPr/>
         <w:tc>
           <w:tcPr>
             <w:tcW w:type="dxa" w:w="3286"/>
@@ -3866,6 +3994,7 @@
         </w:tc>
       </w:tr>
       <w:tr>
+        <w:trPr/>
         <w:tc>
           <w:tcPr>
             <w:tcW w:type="dxa" w:w="3286"/>
@@ -3967,6 +4096,7 @@
         </w:tc>
       </w:tr>
       <w:tr>
+        <w:trPr/>
         <w:tc>
           <w:tcPr>
             <w:tcW w:type="dxa" w:w="3286"/>
@@ -4065,6 +4195,7 @@
         </w:tc>
       </w:tr>
       <w:tr>
+        <w:trPr/>
         <w:tc>
           <w:tcPr>
             <w:tcW w:type="dxa" w:w="3286"/>
@@ -4166,6 +4297,7 @@
         </w:tc>
       </w:tr>
       <w:tr>
+        <w:trPr/>
         <w:tc>
           <w:tcPr>
             <w:tcW w:type="dxa" w:w="3286"/>
@@ -4264,6 +4396,7 @@
         </w:tc>
       </w:tr>
       <w:tr>
+        <w:trPr/>
         <w:tc>
           <w:tcPr>
             <w:tcW w:type="dxa" w:w="3286"/>
@@ -4473,7 +4606,7 @@
     </w:p>
     <w:p>
       <w:r>
-        <w:t>Os quantitativos serão definidos no catálogo de módulos e planilha de dimensionamento. Equipamentos de suporte à vida terão unidade reserva ou contingência equivalente. Medicamentos e materiais serão organizados em kits por nível e período, com rastreabilidade de lote, validade, consumo, paciente e reposição.</w:t>
+        <w:t>Os quantitativos serão definidos no catálogo de módulos e planilha de dimensionamento. Equipamentos de suporte à vida terão unidade reserva ou contingência equivalente. Medicamentos e materiais serão organizados em kits por perfil e período, ou por item isolado, com rastreabilidade de lote, validade, consumo, paciente e reposição.</w:t>
       </w:r>
     </w:p>
     <w:tbl>
@@ -4596,6 +4729,7 @@
         </w:tc>
       </w:tr>
       <w:tr>
+        <w:trPr/>
         <w:tc>
           <w:tcPr>
             <w:tcW w:type="dxa" w:w="3286"/>
@@ -4694,6 +4828,7 @@
         </w:tc>
       </w:tr>
       <w:tr>
+        <w:trPr/>
         <w:tc>
           <w:tcPr>
             <w:tcW w:type="dxa" w:w="3286"/>
@@ -4789,12 +4924,13 @@
               <w:rPr>
                 <w:sz w:val="16"/>
               </w:rPr>
-              <w:t>N1, internação e suporte respiratório</w:t>
+              <w:t>Internação e suporte respiratório conforme configuração</w:t>
             </w:r>
           </w:p>
         </w:tc>
       </w:tr>
       <w:tr>
+        <w:trPr/>
         <w:tc>
           <w:tcPr>
             <w:tcW w:type="dxa" w:w="3286"/>
@@ -4893,6 +5029,7 @@
         </w:tc>
       </w:tr>
       <w:tr>
+        <w:trPr/>
         <w:tc>
           <w:tcPr>
             <w:tcW w:type="dxa" w:w="3286"/>
@@ -5132,6 +5269,7 @@
         </w:tc>
       </w:tr>
       <w:tr>
+        <w:trPr/>
         <w:tc>
           <w:tcPr>
             <w:tcW w:type="dxa" w:w="3286"/>
@@ -5230,6 +5368,7 @@
         </w:tc>
       </w:tr>
       <w:tr>
+        <w:trPr/>
         <w:tc>
           <w:tcPr>
             <w:tcW w:type="dxa" w:w="3286"/>
@@ -5331,6 +5470,7 @@
         </w:tc>
       </w:tr>
       <w:tr>
+        <w:trPr/>
         <w:tc>
           <w:tcPr>
             <w:tcW w:type="dxa" w:w="3286"/>
@@ -5429,6 +5569,7 @@
         </w:tc>
       </w:tr>
       <w:tr>
+        <w:trPr/>
         <w:tc>
           <w:tcPr>
             <w:tcW w:type="dxa" w:w="3286"/>
@@ -5530,6 +5671,7 @@
         </w:tc>
       </w:tr>
       <w:tr>
+        <w:trPr/>
         <w:tc>
           <w:tcPr>
             <w:tcW w:type="dxa" w:w="3286"/>
@@ -5628,6 +5770,7 @@
         </w:tc>
       </w:tr>
       <w:tr>
+        <w:trPr/>
         <w:tc>
           <w:tcPr>
             <w:tcW w:type="dxa" w:w="3286"/>
@@ -5867,6 +6010,7 @@
         </w:tc>
       </w:tr>
       <w:tr>
+        <w:trPr/>
         <w:tc>
           <w:tcPr>
             <w:tcW w:type="dxa" w:w="3286"/>
@@ -5965,6 +6109,7 @@
         </w:tc>
       </w:tr>
       <w:tr>
+        <w:trPr/>
         <w:tc>
           <w:tcPr>
             <w:tcW w:type="dxa" w:w="3286"/>
@@ -6066,6 +6211,7 @@
         </w:tc>
       </w:tr>
       <w:tr>
+        <w:trPr/>
         <w:tc>
           <w:tcPr>
             <w:tcW w:type="dxa" w:w="3286"/>
@@ -6164,6 +6310,7 @@
         </w:tc>
       </w:tr>
       <w:tr>
+        <w:trPr/>
         <w:tc>
           <w:tcPr>
             <w:tcW w:type="dxa" w:w="3286"/>
@@ -6265,6 +6412,7 @@
         </w:tc>
       </w:tr>
       <w:tr>
+        <w:trPr/>
         <w:tc>
           <w:tcPr>
             <w:tcW w:type="dxa" w:w="3286"/>
@@ -6363,6 +6511,7 @@
         </w:tc>
       </w:tr>
       <w:tr>
+        <w:trPr/>
         <w:tc>
           <w:tcPr>
             <w:tcW w:type="dxa" w:w="3286"/>
@@ -6464,6 +6613,7 @@
         </w:tc>
       </w:tr>
       <w:tr>
+        <w:trPr/>
         <w:tc>
           <w:tcPr>
             <w:tcW w:type="dxa" w:w="3286"/>
@@ -6562,6 +6712,7 @@
         </w:tc>
       </w:tr>
       <w:tr>
+        <w:trPr/>
         <w:tc>
           <w:tcPr>
             <w:tcW w:type="dxa" w:w="3286"/>
@@ -6955,6 +7106,7 @@
         </w:tc>
       </w:tr>
       <w:tr>
+        <w:trPr/>
         <w:tc>
           <w:tcPr>
             <w:tcW w:type="dxa" w:w="3286"/>
@@ -7053,6 +7205,7 @@
         </w:tc>
       </w:tr>
       <w:tr>
+        <w:trPr/>
         <w:tc>
           <w:tcPr>
             <w:tcW w:type="dxa" w:w="3286"/>
@@ -7154,6 +7307,7 @@
         </w:tc>
       </w:tr>
       <w:tr>
+        <w:trPr/>
         <w:tc>
           <w:tcPr>
             <w:tcW w:type="dxa" w:w="3286"/>
@@ -7252,6 +7406,7 @@
         </w:tc>
       </w:tr>
       <w:tr>
+        <w:trPr/>
         <w:tc>
           <w:tcPr>
             <w:tcW w:type="dxa" w:w="3286"/>
@@ -7353,6 +7508,7 @@
         </w:tc>
       </w:tr>
       <w:tr>
+        <w:trPr/>
         <w:tc>
           <w:tcPr>
             <w:tcW w:type="dxa" w:w="3286"/>
@@ -7451,6 +7607,7 @@
         </w:tc>
       </w:tr>
       <w:tr>
+        <w:trPr/>
         <w:tc>
           <w:tcPr>
             <w:tcW w:type="dxa" w:w="3286"/>
@@ -7650,6 +7807,7 @@
         </w:tc>
       </w:tr>
       <w:tr>
+        <w:trPr/>
         <w:tc>
           <w:tcPr>
             <w:tcW w:type="dxa" w:w="4929"/>
@@ -7716,6 +7874,7 @@
         </w:tc>
       </w:tr>
       <w:tr>
+        <w:trPr/>
         <w:tc>
           <w:tcPr>
             <w:tcW w:type="dxa" w:w="4929"/>
@@ -7784,6 +7943,7 @@
         </w:tc>
       </w:tr>
       <w:tr>
+        <w:trPr/>
         <w:tc>
           <w:tcPr>
             <w:tcW w:type="dxa" w:w="4929"/>
@@ -7850,6 +8010,7 @@
         </w:tc>
       </w:tr>
       <w:tr>
+        <w:trPr/>
         <w:tc>
           <w:tcPr>
             <w:tcW w:type="dxa" w:w="4929"/>
@@ -7918,6 +8079,7 @@
         </w:tc>
       </w:tr>
       <w:tr>
+        <w:trPr/>
         <w:tc>
           <w:tcPr>
             <w:tcW w:type="dxa" w:w="4929"/>
@@ -7984,6 +8146,7 @@
         </w:tc>
       </w:tr>
       <w:tr>
+        <w:trPr/>
         <w:tc>
           <w:tcPr>
             <w:tcW w:type="dxa" w:w="4929"/>
@@ -8185,6 +8348,7 @@
         </w:tc>
       </w:tr>
       <w:tr>
+        <w:trPr/>
         <w:tc>
           <w:tcPr>
             <w:tcW w:type="dxa" w:w="3286"/>
@@ -8283,6 +8447,7 @@
         </w:tc>
       </w:tr>
       <w:tr>
+        <w:trPr/>
         <w:tc>
           <w:tcPr>
             <w:tcW w:type="dxa" w:w="3286"/>
@@ -8345,7 +8510,7 @@
               <w:rPr>
                 <w:sz w:val="16"/>
               </w:rPr>
-              <w:t>Acionamento por nível</w:t>
+              <w:t>Acionamento por configuração</w:t>
             </w:r>
           </w:p>
         </w:tc>
@@ -8384,6 +8549,7 @@
         </w:tc>
       </w:tr>
       <w:tr>
+        <w:trPr/>
         <w:tc>
           <w:tcPr>
             <w:tcW w:type="dxa" w:w="3286"/>
@@ -8482,6 +8648,7 @@
         </w:tc>
       </w:tr>
       <w:tr>
+        <w:trPr/>
         <w:tc>
           <w:tcPr>
             <w:tcW w:type="dxa" w:w="3286"/>
@@ -8583,6 +8750,7 @@
         </w:tc>
       </w:tr>
       <w:tr>
+        <w:trPr/>
         <w:tc>
           <w:tcPr>
             <w:tcW w:type="dxa" w:w="3286"/>
@@ -8643,7 +8811,7 @@
               <w:rPr>
                 <w:sz w:val="16"/>
               </w:rPr>
-              <w:t>Diária por nível</w:t>
+              <w:t>Diária por módulo acionado</w:t>
             </w:r>
           </w:p>
         </w:tc>
@@ -8681,6 +8849,7 @@
         </w:tc>
       </w:tr>
       <w:tr>
+        <w:trPr/>
         <w:tc>
           <w:tcPr>
             <w:tcW w:type="dxa" w:w="3286"/>
@@ -8782,6 +8951,7 @@
         </w:tc>
       </w:tr>
       <w:tr>
+        <w:trPr/>
         <w:tc>
           <w:tcPr>
             <w:tcW w:type="dxa" w:w="3286"/>
@@ -8880,6 +9050,7 @@
         </w:tc>
       </w:tr>
       <w:tr>
+        <w:trPr/>
         <w:tc>
           <w:tcPr>
             <w:tcW w:type="dxa" w:w="3286"/>
@@ -8981,6 +9152,7 @@
         </w:tc>
       </w:tr>
       <w:tr>
+        <w:trPr/>
         <w:tc>
           <w:tcPr>
             <w:tcW w:type="dxa" w:w="3286"/>
@@ -9079,6 +9251,7 @@
         </w:tc>
       </w:tr>
       <w:tr>
+        <w:trPr/>
         <w:tc>
           <w:tcPr>
             <w:tcW w:type="dxa" w:w="3286"/>
@@ -9313,6 +9486,7 @@
         </w:tc>
       </w:tr>
       <w:tr>
+        <w:trPr/>
         <w:tc>
           <w:tcPr>
             <w:tcW w:type="dxa" w:w="3286"/>
@@ -9411,6 +9585,7 @@
         </w:tc>
       </w:tr>
       <w:tr>
+        <w:trPr/>
         <w:tc>
           <w:tcPr>
             <w:tcW w:type="dxa" w:w="3286"/>
@@ -9512,6 +9687,7 @@
         </w:tc>
       </w:tr>
       <w:tr>
+        <w:trPr/>
         <w:tc>
           <w:tcPr>
             <w:tcW w:type="dxa" w:w="3286"/>
@@ -9610,6 +9786,7 @@
         </w:tc>
       </w:tr>
       <w:tr>
+        <w:trPr/>
         <w:tc>
           <w:tcPr>
             <w:tcW w:type="dxa" w:w="3286"/>
@@ -9711,6 +9888,7 @@
         </w:tc>
       </w:tr>
       <w:tr>
+        <w:trPr/>
         <w:tc>
           <w:tcPr>
             <w:tcW w:type="dxa" w:w="3286"/>
@@ -9809,6 +9987,7 @@
         </w:tc>
       </w:tr>
       <w:tr>
+        <w:trPr/>
         <w:tc>
           <w:tcPr>
             <w:tcW w:type="dxa" w:w="3286"/>
@@ -9910,6 +10089,7 @@
         </w:tc>
       </w:tr>
       <w:tr>
+        <w:trPr/>
         <w:tc>
           <w:tcPr>
             <w:tcW w:type="dxa" w:w="3286"/>
@@ -10302,6 +10482,7 @@
         </w:tc>
       </w:tr>
       <w:tr>
+        <w:trPr/>
         <w:tc>
           <w:tcPr>
             <w:tcW w:type="dxa" w:w="3286"/>
@@ -10400,6 +10581,7 @@
         </w:tc>
       </w:tr>
       <w:tr>
+        <w:trPr/>
         <w:tc>
           <w:tcPr>
             <w:tcW w:type="dxa" w:w="3286"/>
@@ -10501,6 +10683,7 @@
         </w:tc>
       </w:tr>
       <w:tr>
+        <w:trPr/>
         <w:tc>
           <w:tcPr>
             <w:tcW w:type="dxa" w:w="3286"/>
@@ -10599,6 +10782,7 @@
         </w:tc>
       </w:tr>
       <w:tr>
+        <w:trPr/>
         <w:tc>
           <w:tcPr>
             <w:tcW w:type="dxa" w:w="3286"/>
@@ -10700,6 +10884,7 @@
         </w:tc>
       </w:tr>
       <w:tr>
+        <w:trPr/>
         <w:tc>
           <w:tcPr>
             <w:tcW w:type="dxa" w:w="3286"/>
@@ -10798,6 +10983,7 @@
         </w:tc>
       </w:tr>
       <w:tr>
+        <w:trPr/>
         <w:tc>
           <w:tcPr>
             <w:tcW w:type="dxa" w:w="3286"/>
@@ -11037,6 +11223,7 @@
         </w:tc>
       </w:tr>
       <w:tr>
+        <w:trPr/>
         <w:tc>
           <w:tcPr>
             <w:tcW w:type="dxa" w:w="3286"/>
@@ -11135,6 +11322,7 @@
         </w:tc>
       </w:tr>
       <w:tr>
+        <w:trPr/>
         <w:tc>
           <w:tcPr>
             <w:tcW w:type="dxa" w:w="3286"/>
@@ -11236,6 +11424,7 @@
         </w:tc>
       </w:tr>
       <w:tr>
+        <w:trPr/>
         <w:tc>
           <w:tcPr>
             <w:tcW w:type="dxa" w:w="3286"/>
@@ -11334,6 +11523,7 @@
         </w:tc>
       </w:tr>
       <w:tr>
+        <w:trPr/>
         <w:tc>
           <w:tcPr>
             <w:tcW w:type="dxa" w:w="3286"/>
@@ -11435,6 +11625,7 @@
         </w:tc>
       </w:tr>
       <w:tr>
+        <w:trPr/>
         <w:tc>
           <w:tcPr>
             <w:tcW w:type="dxa" w:w="3286"/>
@@ -11533,6 +11724,7 @@
         </w:tc>
       </w:tr>
       <w:tr>
+        <w:trPr/>
         <w:tc>
           <w:tcPr>
             <w:tcW w:type="dxa" w:w="3286"/>
@@ -11634,6 +11826,7 @@
         </w:tc>
       </w:tr>
       <w:tr>
+        <w:trPr/>
         <w:tc>
           <w:tcPr>
             <w:tcW w:type="dxa" w:w="3286"/>
@@ -11865,6 +12058,7 @@
         </w:tc>
       </w:tr>
       <w:tr>
+        <w:trPr/>
         <w:tc>
           <w:tcPr>
             <w:tcW w:type="dxa" w:w="3286"/>
@@ -11963,6 +12157,7 @@
         </w:tc>
       </w:tr>
       <w:tr>
+        <w:trPr/>
         <w:tc>
           <w:tcPr>
             <w:tcW w:type="dxa" w:w="3286"/>
@@ -12064,6 +12259,7 @@
         </w:tc>
       </w:tr>
       <w:tr>
+        <w:trPr/>
         <w:tc>
           <w:tcPr>
             <w:tcW w:type="dxa" w:w="3286"/>
@@ -12162,6 +12358,7 @@
         </w:tc>
       </w:tr>
       <w:tr>
+        <w:trPr/>
         <w:tc>
           <w:tcPr>
             <w:tcW w:type="dxa" w:w="3286"/>
@@ -12263,6 +12460,7 @@
         </w:tc>
       </w:tr>
       <w:tr>
+        <w:trPr/>
         <w:tc>
           <w:tcPr>
             <w:tcW w:type="dxa" w:w="3286"/>
@@ -12361,6 +12559,7 @@
         </w:tc>
       </w:tr>
       <w:tr>
+        <w:trPr/>
         <w:tc>
           <w:tcPr>
             <w:tcW w:type="dxa" w:w="3286"/>
@@ -12462,6 +12661,7 @@
         </w:tc>
       </w:tr>
       <w:tr>
+        <w:trPr/>
         <w:tc>
           <w:tcPr>
             <w:tcW w:type="dxa" w:w="3286"/>
@@ -12560,6 +12760,7 @@
         </w:tc>
       </w:tr>
       <w:tr>
+        <w:trPr/>
         <w:tc>
           <w:tcPr>
             <w:tcW w:type="dxa" w:w="3286"/>
@@ -12661,6 +12862,7 @@
         </w:tc>
       </w:tr>
       <w:tr>
+        <w:trPr/>
         <w:tc>
           <w:tcPr>
             <w:tcW w:type="dxa" w:w="3286"/>
@@ -12971,6 +13173,7 @@
         </w:tc>
       </w:tr>
       <w:tr>
+        <w:trPr/>
         <w:tc>
           <w:tcPr>
             <w:tcW w:type="dxa" w:w="3286"/>
@@ -13069,6 +13272,7 @@
         </w:tc>
       </w:tr>
       <w:tr>
+        <w:trPr/>
         <w:tc>
           <w:tcPr>
             <w:tcW w:type="dxa" w:w="3286"/>
@@ -13170,6 +13374,7 @@
         </w:tc>
       </w:tr>
       <w:tr>
+        <w:trPr/>
         <w:tc>
           <w:tcPr>
             <w:tcW w:type="dxa" w:w="3286"/>
@@ -13366,6 +13571,7 @@
         </w:tc>
       </w:tr>
       <w:tr>
+        <w:trPr/>
         <w:tc>
           <w:tcPr>
             <w:tcW w:type="dxa" w:w="4929"/>
@@ -13432,6 +13638,7 @@
         </w:tc>
       </w:tr>
       <w:tr>
+        <w:trPr/>
         <w:tc>
           <w:tcPr>
             <w:tcW w:type="dxa" w:w="4929"/>
@@ -13500,6 +13707,7 @@
         </w:tc>
       </w:tr>
       <w:tr>
+        <w:trPr/>
         <w:tc>
           <w:tcPr>
             <w:tcW w:type="dxa" w:w="4929"/>
@@ -13566,6 +13774,7 @@
         </w:tc>
       </w:tr>
       <w:tr>
+        <w:trPr/>
         <w:tc>
           <w:tcPr>
             <w:tcW w:type="dxa" w:w="4929"/>
@@ -13634,6 +13843,7 @@
         </w:tc>
       </w:tr>
       <w:tr>
+        <w:trPr/>
         <w:tc>
           <w:tcPr>
             <w:tcW w:type="dxa" w:w="4929"/>
@@ -13700,6 +13910,7 @@
         </w:tc>
       </w:tr>
       <w:tr>
+        <w:trPr/>
         <w:tc>
           <w:tcPr>
             <w:tcW w:type="dxa" w:w="4929"/>
@@ -13768,6 +13979,7 @@
         </w:tc>
       </w:tr>
       <w:tr>
+        <w:trPr/>
         <w:tc>
           <w:tcPr>
             <w:tcW w:type="dxa" w:w="4929"/>
@@ -13834,6 +14046,7 @@
         </w:tc>
       </w:tr>
       <w:tr>
+        <w:trPr/>
         <w:tc>
           <w:tcPr>
             <w:tcW w:type="dxa" w:w="4929"/>
@@ -13902,6 +14115,7 @@
         </w:tc>
       </w:tr>
       <w:tr>
+        <w:trPr/>
         <w:tc>
           <w:tcPr>
             <w:tcW w:type="dxa" w:w="4929"/>
@@ -14035,6 +14249,179 @@
         <w:t>Ministério do Trabalho e Emprego. NR 32, Segurança e Saúde no Trabalho em Serviços de Saúde, em sua versão vigente.</w:t>
       </w:r>
     </w:p>
+    <w:p>
+      <w:r>
+        <w:br w:type="page"/>
+      </w:r>
+    </w:p>
+    <w:p>
+      <w:pPr>
+        <w:pStyle w:val="Heading1"/>
+      </w:pPr>
+      <w:r>
+        <w:t>Complementação técnica e normativa — revisão 2.1</w:t>
+      </w:r>
+    </w:p>
+    <w:p>
+      <w:r>
+        <w:t>Integra esta minuta como requisito de revisão. As escolhas propostas dependem de validação institucional; as referências não equivalem a aprovação da contratação.</w:t>
+      </w:r>
+    </w:p>
+    <w:p>
+      <w:pPr>
+        <w:pStyle w:val="Heading2"/>
+      </w:pPr>
+      <w:r>
+        <w:t>1. Fundamentos e limites de aplicação</w:t>
+      </w:r>
+    </w:p>
+    <w:p>
+      <w:r>
+        <w:t>A Lei nº 14.133/2021 orienta planejamento (art. 18), estimativa de preços (art. 23), parcelamento de compras e serviços (arts. 40 e 47), cláusulas contratuais (art. 92), fiscalização (art. 117) e recebimento (art. 140). Aplicam-se o Decreto Estadual nº 1.525/2022 e alterações, com conferência da consolidação pela área jurídica. A inclusão no PCA deve observar os atos estaduais pertinentes, inclusive IN nº 002/2025/SEPLAG e sua alteração pela IN nº 003/2026/SEPLAG. A escolha de prontidão remunerada exige motivação própria; nenhuma dessas referências, isoladamente, aprova preço, modalidade, lote único ou contratação direta.</w:t>
+      </w:r>
+    </w:p>
+    <w:p>
+      <w:pPr>
+        <w:pStyle w:val="Heading2"/>
+      </w:pPr>
+      <w:r>
+        <w:t>3. Catálogo contratual e parcelamento</w:t>
+      </w:r>
+    </w:p>
+    <w:p>
+      <w:r>
+        <w:t>Antes do edital, cadastrar cada módulo e fornecimento com código, descrição, unidade, capacidade, dependências, preço, teto quantitativo, prazo e forma de aceite. Separar leito disponível de paciente atendido, exame de diária laboratorial e unidade de medicamento de reserva de estoque. A ativação modular não equivale, por si, a parcelamento da licitação. Justificar contratação conjunta ou separada de medicamentos, laboratório, estrutura e operação, avaliando competição, responsabilidade técnica, integração e custo de gestão. Não permitir inclusão de item novo ou ampliação ilimitada por simples OA.</w:t>
+      </w:r>
+    </w:p>
+    <w:p>
+      <w:pPr>
+        <w:pStyle w:val="Heading2"/>
+      </w:pPr>
+      <w:r>
+        <w:t>4. Prontidão verificável e manutenção</w:t>
+      </w:r>
+    </w:p>
+    <w:p>
+      <w:r>
+        <w:t>O aceite inicial do N0 exige inventário identificável, localização dos bens, estado de conservação, testes funcionais, plano de manutenção, capacidade de mobilização e responsáveis. Mensalmente, a empresa entregará posição do inventário, intervenções previstas e realizadas, falhas, substituições, reservas e evidência da capacidade garantida. A empresa executa e custeia manutenção preventiva e corretiva ordinária, calibração aplicável, peças e testes, inclusive sem missões, em preços já contratados. Definir contratualmente capacidade reservada, exclusividade ou compartilhamento admitido e resposta a missões simultâneas; não remunerar como exclusiva uma capacidade comprometida com terceiros. A RDC nº 509/2021 sustenta plano, registros e rastreabilidade; terceirizar a gestão não elimina a responsabilidade sanitária do estabelecimento.</w:t>
+      </w:r>
+    </w:p>
+    <w:p>
+      <w:pPr>
+        <w:pStyle w:val="Heading2"/>
+      </w:pPr>
+      <w:r>
+        <w:t>5. Dossiê de decisão e limites da OA</w:t>
+      </w:r>
+    </w:p>
+    <w:p>
+      <w:r>
+        <w:t>O dossiê para o Secretário reunirá nota técnica assinada, evento e território, risco e cenários, insuficiência da rede, alternativas examinadas, configuração, dependências, cronograma, custo estimado, saldo contratual e disponibilidade orçamentária, além de recomendação de início, revisão e término. A decisão do Secretário e seus condicionantes serão anexados à OA identificada e datada. A formalização institucional dessa competência integra as providências prévias. A OA executa o objeto contratado e não substitui licitação, empenho, aditivo ou licença quando exigidos. Registrar reavaliações sempre que mudarem demanda, risco, acesso ou capacidade local.</w:t>
+      </w:r>
+    </w:p>
+    <w:p>
+      <w:pPr>
+        <w:pStyle w:val="Heading2"/>
+      </w:pPr>
+      <w:r>
+        <w:t>6. Laboratório isolado e medicamentos isolados</w:t>
+      </w:r>
+    </w:p>
+    <w:p>
+      <w:r>
+        <w:t>Laboratório isolado terá escopo de exames, tipo de serviço, responsabilidade técnica, licenciamento aplicável, fluxo de amostras, controle de qualidade, conservação, comunicação de resultados críticos e destinação de resíduos. Adotar como referência regulatória a RDC nº 978/2025 e a alteração RDC nº 986/2025, conferindo o texto consolidado para o enquadramento concreto. Medicamentos isolados terão catálogo validado pela assistência farmacêutica, especificação, quantidade, rastreabilidade de lote, validade mínima justificada, conservação, transporte, registro de temperatura quando aplicável e fluxo de rejeição/recolhimento. A RDC nº 430/2020 e alterações apoia a logística farmacêutica conforme atividade. Não cobrar montagem, diária hospitalar ou desmontagem inexistentes.</w:t>
+      </w:r>
+    </w:p>
+    <w:p>
+      <w:pPr>
+        <w:pStyle w:val="Heading2"/>
+      </w:pPr>
+      <w:r>
+        <w:t>7. Formação de preços, medição e vedação à duplicidade</w:t>
+      </w:r>
+    </w:p>
+    <w:p>
+      <w:r>
+        <w:t>A pesquisa de mercado deverá solicitar composição homogênea para N0, dez leitos, laboratório, medicamentos e missão combinada, incluindo distâncias e durações comparáveis. Separar reserva de estoque, aquisição, consumo e reposição; esclarecer titularidade e destino dos saldos. O mapa de custos indicará o que cada preço inclui. Na medição mensal, conciliar OA, boletim de execução, inventário, aceite, nota fiscal e histórico de pagamentos. Suporte compartilhado e manutenção ordinária não geram cobrança duplicada. Para insumos pagos por unidade entregue e aceita, não cobrar novamente reposição da mesma entrega. A continuidade do N0 durante a missão depende das obrigações que permanecem e da segregação de custos.</w:t>
+      </w:r>
+    </w:p>
+    <w:p>
+      <w:pPr>
+        <w:pStyle w:val="Heading2"/>
+      </w:pPr>
+      <w:r>
+        <w:t>8. Indicadores e tratamento da indisponibilidade</w:t>
+      </w:r>
+    </w:p>
+    <w:p>
+      <w:r>
+        <w:t>Proposta de indicadores: disponibilidade por componente = horas de capacidade disponível e comprovada / horas de capacidade contratada; manutenção preventiva no prazo = intervenções concluídas no prazo / intervenções devidas; entrega conforme = unidades aceitas / unidades entregues. Denominador zero será registrado como não aplicável. Registrar também tempo da OA ao recebimento, tempo até liberação e falhas críticas. Metas, janelas de apuração, tolerâncias, substituição e regra proporcional de medição devem ser validadas antes do edital. Não fixar percentuais de glosa arbitrários nem confundir redução por serviço não prestado com sanção administrativa. Impedimentos atribuíveis à SES ou a terceiros serão registrados e tratados conforme matriz de riscos.</w:t>
+      </w:r>
+    </w:p>
+    <w:p>
+      <w:pPr>
+        <w:pStyle w:val="Heading2"/>
+      </w:pPr>
+      <w:r>
+        <w:t>10. Recebimento e responsabilidades</w:t>
+      </w:r>
+    </w:p>
+    <w:p>
+      <w:r>
+        <w:t>Distinguir aceite inicial e mensal da prontidão, liberação para funcionamento e recebimento de produtos. Fiscal técnico verifica execução; gestor coordena providências; área demandante fundamenta necessidade; assistência farmacêutica valida medicamentos; engenharia clínica valida equipamentos; autoridade sanitária atua em sua competência. As designações precisam ser formalizadas. Para módulo assistencial, anexar testes, registros profissionais, equipe, fluxos e licenças aplicáveis antes da abertura. Para fornecimento isolado, usar termo de recebimento por item e registrar recusas. Não considerar o silêncio da fiscalização como aceite.</w:t>
+      </w:r>
+    </w:p>
+    <w:p>
+      <w:pPr>
+        <w:pStyle w:val="Heading2"/>
+      </w:pPr>
+      <w:r>
+        <w:t>11. Condições para concluir a versão de edital</w:t>
+      </w:r>
+    </w:p>
+    <w:p>
+      <w:r>
+        <w:t>Permanecem pendentes de decisão institucional: solução e parcelamento, modalidade e critério de julgamento, catálogo e limites, quantitativos sustentados por dados, preços pesquisados, reserva orçamentária, SLAs, matriz de riscos, licenciamento e ato de competência. Menções anteriores a modalidade, técnica e preço, faixas de leitos, prazos ou percentuais são propostas a harmonizar na versão final. Não declarar a contratação aprovada ou pronta para publicação antes dessas validações. As diretrizes OMS para equipes médicas de emergência são referência técnica complementar; N0–N4 é classificação interna do projeto e não representa classificação ou certificação OMS.</w:t>
+      </w:r>
+    </w:p>
+    <w:p>
+      <w:pPr>
+        <w:pStyle w:val="Heading2"/>
+      </w:pPr>
+      <w:r>
+        <w:t>Referências da complementação</w:t>
+      </w:r>
+    </w:p>
+    <w:p>
+      <w:r>
+        <w:t>Brasil. Lei nº 14.133, de 1º de abril de 2021. Texto compilado. Disponível em: https://www.planalto.gov.br/ccivil_03/_ato2019-2022/2021/lei/l14133.htm. Acesso em: 28 set. 2026.</w:t>
+      </w:r>
+    </w:p>
+    <w:p>
+      <w:r>
+        <w:t>Mato Grosso. SEPLAG. Portal de Aquisições Governamentais: legislação e atos do PCA. Disponível em: https://aquisicoes.seplag.mt.gov.br/home/index.php?c=4&amp;pg=ver. Acesso em: 28 set. 2026.</w:t>
+      </w:r>
+    </w:p>
+    <w:p>
+      <w:r>
+        <w:t>Anvisa. RDC nº 509, de 27 de maio de 2021. Gerenciamento de tecnologias em saúde. Disponível em: https://bvsms.saude.gov.br/bvs/saudelegis/anvisa/2020/rdc0509_27_05_2021.pdf. Acesso em: 28 set. 2026.</w:t>
+      </w:r>
+    </w:p>
+    <w:p>
+      <w:r>
+        <w:t>Anvisa. Agenda de ARR 2023–2026: RDC nº 978/2025, alterada pela RDC nº 986/2025. Disponível em: https://www.gov.br/anvisa/pt-br/assuntos/regulamentacao/avaliacao-do-resultado-regulatorio/agenda-de-arr-2023-2026. Acesso em: 28 set. 2026.</w:t>
+      </w:r>
+    </w:p>
+    <w:p>
+      <w:r>
+        <w:t>Anvisa. Perguntas e respostas sobre a RDC nº 430/2020. Atualização de novembro de 2022. Disponível em: https://www.gov.br/anvisa/pt-br/centraisdeconteudo/publicacoes/certificacao-e-fiscalizacao/perguntas-e-respostas/perguntas-e-respostas-rdc-430-de-2020.pdf. Acesso em: 28 set. 2026.</w:t>
+      </w:r>
+    </w:p>
+    <w:p>
+      <w:r>
+        <w:t>World Health Organization. Classification and minimum standards for emergency medical teams. Geneva: WHO, 2021. Disponível em: https://extranet.who.int/emt/sites/default/files/BlueBook2021.pdf. Acesso em: 28 set. 2026.</w:t>
+      </w:r>
+    </w:p>
     <w:sectPr>
       <w:headerReference w:type="default" r:id="rId9"/>
       <w:footerReference w:type="default" r:id="rId10"/>
@@ -14047,6 +14434,27 @@
 </w:document>
 </file>
 
+<file path=word/comments.xml><?xml version="1.0" encoding="utf-8"?>
+<w:comments xmlns:a="http://schemas.openxmlformats.org/drawingml/2006/main" xmlns:pic="http://schemas.openxmlformats.org/drawingml/2006/picture" xmlns:r="http://schemas.openxmlformats.org/officeDocument/2006/relationships" xmlns:w="http://schemas.openxmlformats.org/wordprocessingml/2006/main" xmlns:wp="http://schemas.openxmlformats.org/drawingml/2006/wordprocessingDrawing" xmlns:mc="http://schemas.openxmlformats.org/markup-compatibility/2006" xmlns:a14="http://schemas.microsoft.com/office/drawing/2010/main" xmlns:w14="http://schemas.microsoft.com/office/word/2010/wordml" xmlns:wpc="http://schemas.microsoft.com/office/word/2010/wordprocessingCanvas">
+  <w:comment w:id="0" w:author="Revisão técnica UHMR" w:initials="UHMR" w:date="2026-09-28T20:44:19Z">
+    <w:p>
+      <w:pPr>
+        <w:pStyle w:val="CommentText"/>
+      </w:pPr>
+      <w:r>
+        <w:rPr>
+          <w:rStyle w:val="CommentReference"/>
+        </w:rPr>
+        <w:annotationRef/>
+      </w:r>
+      <w:r>
+        <w:t>Revisão decorrente das premissas definidas em 28/09/2026: N0 remunerado, módulos independentes, manutenção pela empresa, medicamentos isolados e autorização do Secretário com análise de risco e cenários. Pendente de validação institucional.</w:t>
+      </w:r>
+    </w:p>
+  </w:comment>
+</w:comments>
+</file>
+
 <file path=word/footer1.xml><?xml version="1.0" encoding="utf-8"?>
 <w:ftr xmlns:m="http://schemas.openxmlformats.org/officeDocument/2006/math" xmlns:mc="http://schemas.openxmlformats.org/markup-compatibility/2006" xmlns:mo="http://schemas.microsoft.com/office/mac/office/2008/main" xmlns:mv="urn:schemas-microsoft-com:mac:vml" xmlns:o="urn:schemas-microsoft-com:office:office" xmlns:r="http://schemas.openxmlformats.org/officeDocument/2006/relationships" xmlns:v="urn:schemas-microsoft-com:vml" xmlns:w10="urn:schemas-microsoft-com:office:word" xmlns:w14="http://schemas.microsoft.com/office/word/2010/wordml" xmlns:w="http://schemas.openxmlformats.org/wordprocessingml/2006/main" xmlns:wne="http://schemas.microsoft.com/office/word/2006/wordml" xmlns:wp14="http://schemas.microsoft.com/office/word/2010/wordprocessingDrawing" xmlns:wp="http://schemas.openxmlformats.org/drawingml/2006/wordprocessingDrawing" xmlns:wpc="http://schemas.microsoft.com/office/word/2010/wordprocessingCanvas" xmlns:wpg="http://schemas.microsoft.com/office/word/2010/wordprocessingGroup" xmlns:wpi="http://schemas.microsoft.com/office/word/2010/wordprocessingInk" xmlns:wps="http://schemas.microsoft.com/office/word/2010/wordprocessingShape" mc:Ignorable="w14 wp14">
   <w:p>
@@ -14060,7 +14468,7 @@
         <w:color w:val="666666"/>
         <w:sz w:val="16"/>
       </w:rPr>
-      <w:t xml:space="preserve">Versão 1.0   17 09 2026   </w:t>
+      <w:t xml:space="preserve">Revisão 2.1  28/09/2026   </w:t>
     </w:r>
     <w:r>
       <w:rPr>
